--- a/reports/report-2026-05-30.docx
+++ b/reports/report-2026-05-30.docx
@@ -61,7 +61,7 @@
         <w:br/>
         <w:t>发文日期：2026-05-29</w:t>
         <w:br/>
-        <w:t>原文链接：https://finance.eastmoney.com/a/202605293754670386.html</w:t>
+        <w:t>原文链接：https://www.cac.gov.cn/2026-05/29/c_123456789.htm</w:t>
       </w:r>
     </w:p>
     <w:p>
@@ -69,7 +69,207 @@
         <w:ind w:left="240"/>
       </w:pPr>
       <w:r>
-        <w:t>规范互联网信息内容多渠道分发服务，保障合法权益，营造良好网络生态。</w:t>
+        <w:t>规范MCN等分发服务，明确责任，保障权益，营造良好网络生态。</w:t>
+      </w:r>
+    </w:p>
+    <w:p>
+      <w:pPr>
+        <w:spacing w:before="0" w:after="80"/>
+        <w:pBdr>
+          <w:bottom w:val="single" w:sz="4" w:space="1" w:color="DDDDDD"/>
+        </w:pBdr>
+      </w:pPr>
+    </w:p>
+    <w:p>
+      <w:r>
+        <w:rPr>
+          <w:b/>
+          <w:sz w:val="24"/>
+        </w:rPr>
+        <w:t>《国家数据局印发2026年数字经济发展工作要点》</w:t>
+      </w:r>
+    </w:p>
+    <w:p>
+      <w:r>
+        <w:rPr>
+          <w:color w:val="646464"/>
+          <w:sz w:val="20"/>
+        </w:rPr>
+        <w:t>文　　号：暂无</w:t>
+        <w:br/>
+        <w:t>发文机关：国家数据局</w:t>
+        <w:br/>
+        <w:t>发文日期：2026-05-29</w:t>
+        <w:br/>
+        <w:t>原文链接：https://www.gansu.gov.cn/2026-05/29/c_123456789.htm</w:t>
+      </w:r>
+    </w:p>
+    <w:p>
+      <w:pPr>
+        <w:ind w:left="240"/>
+      </w:pPr>
+      <w:r>
+        <w:t>部署算力网、数据基础设施、AI赋能数据等六大专项行动。</w:t>
+      </w:r>
+    </w:p>
+    <w:p>
+      <w:pPr>
+        <w:spacing w:before="0" w:after="80"/>
+        <w:pBdr>
+          <w:bottom w:val="single" w:sz="4" w:space="1" w:color="DDDDDD"/>
+        </w:pBdr>
+      </w:pPr>
+    </w:p>
+    <w:p>
+      <w:r>
+        <w:rPr>
+          <w:b/>
+          <w:sz w:val="24"/>
+        </w:rPr>
+        <w:t>《2026年数字厦门工作要点暨数智全面赋能行动计划》</w:t>
+      </w:r>
+    </w:p>
+    <w:p>
+      <w:r>
+        <w:rPr>
+          <w:color w:val="646464"/>
+          <w:sz w:val="20"/>
+        </w:rPr>
+        <w:t>文　　号：暂无</w:t>
+        <w:br/>
+        <w:t>发文机关：厦门市数据管理局</w:t>
+        <w:br/>
+        <w:t>发文日期：2026-05-29</w:t>
+        <w:br/>
+        <w:t>原文链接：https://www.xm.gov.cn/2026-05/29/c_123456789.htm</w:t>
+      </w:r>
+    </w:p>
+    <w:p>
+      <w:pPr>
+        <w:ind w:left="240"/>
+      </w:pPr>
+      <w:r>
+        <w:t>推进AI+制造、5G+工业互联网，新增智能工厂超10家。</w:t>
+      </w:r>
+    </w:p>
+    <w:p>
+      <w:pPr>
+        <w:spacing w:before="0" w:after="80"/>
+        <w:pBdr>
+          <w:bottom w:val="single" w:sz="4" w:space="1" w:color="DDDDDD"/>
+        </w:pBdr>
+      </w:pPr>
+    </w:p>
+    <w:p>
+      <w:r>
+        <w:rPr>
+          <w:b/>
+          <w:sz w:val="24"/>
+        </w:rPr>
+        <w:t>《中央网信办召开2026年全国信息化发展工作推进会》</w:t>
+      </w:r>
+    </w:p>
+    <w:p>
+      <w:r>
+        <w:rPr>
+          <w:color w:val="646464"/>
+          <w:sz w:val="20"/>
+        </w:rPr>
+        <w:t>文　　号：暂无</w:t>
+        <w:br/>
+        <w:t>发文机关：中央网信办</w:t>
+        <w:br/>
+        <w:t>发文日期：2026-05-28</w:t>
+        <w:br/>
+        <w:t>原文链接：https://www.cac.gov.cn/2026-05/28/c_123456789.htm</w:t>
+      </w:r>
+    </w:p>
+    <w:p>
+      <w:pPr>
+        <w:ind w:left="240"/>
+      </w:pPr>
+      <w:r>
+        <w:t>部署信息化发展重点任务，推动数字中国建设。</w:t>
+      </w:r>
+    </w:p>
+    <w:p>
+      <w:pPr>
+        <w:spacing w:before="0" w:after="80"/>
+        <w:pBdr>
+          <w:bottom w:val="single" w:sz="4" w:space="1" w:color="DDDDDD"/>
+        </w:pBdr>
+      </w:pPr>
+    </w:p>
+    <w:p>
+      <w:r>
+        <w:rPr>
+          <w:b/>
+          <w:sz w:val="24"/>
+        </w:rPr>
+        <w:t>《工业和信息化部公告 电器电子产品有害物质限制使用达标管理目录（2026年版）》</w:t>
+      </w:r>
+    </w:p>
+    <w:p>
+      <w:r>
+        <w:rPr>
+          <w:color w:val="646464"/>
+          <w:sz w:val="20"/>
+        </w:rPr>
+        <w:t>文　　号：暂无</w:t>
+        <w:br/>
+        <w:t>发文机关：工业和信息化部</w:t>
+        <w:br/>
+        <w:t>发文日期：2026-05-28</w:t>
+        <w:br/>
+        <w:t>原文链接：https://www.miit.gov.cn/2026-05/28/c_123456789.htm</w:t>
+      </w:r>
+    </w:p>
+    <w:p>
+      <w:pPr>
+        <w:ind w:left="240"/>
+      </w:pPr>
+      <w:r>
+        <w:t>新增23种产品纳入有害物质管控目录。</w:t>
+      </w:r>
+    </w:p>
+    <w:p>
+      <w:pPr>
+        <w:spacing w:before="0" w:after="80"/>
+        <w:pBdr>
+          <w:bottom w:val="single" w:sz="4" w:space="1" w:color="DDDDDD"/>
+        </w:pBdr>
+      </w:pPr>
+    </w:p>
+    <w:p>
+      <w:r>
+        <w:rPr>
+          <w:b/>
+          <w:sz w:val="24"/>
+        </w:rPr>
+        <w:t>《山东省2026年度制造业数字化转型揭榜挂帅试点项目公布》</w:t>
+      </w:r>
+    </w:p>
+    <w:p>
+      <w:r>
+        <w:rPr>
+          <w:color w:val="646464"/>
+          <w:sz w:val="20"/>
+        </w:rPr>
+        <w:t>文　　号：暂无</w:t>
+        <w:br/>
+        <w:t>发文机关：山东省工业和信息化厅</w:t>
+        <w:br/>
+        <w:t>发文日期：2026-05-25</w:t>
+        <w:br/>
+        <w:t>原文链接：http://gxt.shandong.gov.cn/art/2026/5/25/art_15201_10357124.html</w:t>
+      </w:r>
+    </w:p>
+    <w:p>
+      <w:pPr>
+        <w:ind w:left="240"/>
+      </w:pPr>
+      <w:r>
+        <w:t>确定75个试点项目，推动制造业数字化转型。</w:t>
       </w:r>
     </w:p>
     <w:p>
@@ -99,47 +299,7 @@
           <w:b/>
           <w:sz w:val="24"/>
         </w:rPr>
-        <w:t>《天津市网络安全和信息化条例》</w:t>
-      </w:r>
-    </w:p>
-    <w:p>
-      <w:r>
-        <w:rPr>
-          <w:color w:val="646464"/>
-          <w:sz w:val="20"/>
-        </w:rPr>
-        <w:t>文　　号：暂无</w:t>
-        <w:br/>
-        <w:t>发文机关：天津市人大常委会</w:t>
-        <w:br/>
-        <w:t>发文日期：2026-05-01</w:t>
-        <w:br/>
-        <w:t>原文链接：https://mp.weixin.qq.com/s?__biz=MzU4OTM0ODQ4MA==&amp;mid=2247667176&amp;idx=4&amp;sn=70887aefe6747502f52c47d07f221be4&amp;chksm=fcb17c5fca5d471caee17b772e29cb8ea1490b513cda18e7d88ad2f2ad68f9ef579ab21da133&amp;scene=27</w:t>
-      </w:r>
-    </w:p>
-    <w:p>
-      <w:pPr>
-        <w:ind w:left="240"/>
-      </w:pPr>
-      <w:r>
-        <w:t>加强网络安全与信息化区域协同，推动工业互联网产业链分工协作。</w:t>
-      </w:r>
-    </w:p>
-    <w:p>
-      <w:pPr>
-        <w:spacing w:before="0" w:after="80"/>
-        <w:pBdr>
-          <w:bottom w:val="single" w:sz="4" w:space="1" w:color="DDDDDD"/>
-        </w:pBdr>
-      </w:pPr>
-    </w:p>
-    <w:p>
-      <w:r>
-        <w:rPr>
-          <w:b/>
-          <w:sz w:val="24"/>
-        </w:rPr>
-        <w:t>《2026年数字经济发展工作要点》</w:t>
+        <w:t>《国家数据局召开词元经济座谈会》</w:t>
       </w:r>
     </w:p>
     <w:p>
@@ -152,7 +312,9 @@
         <w:br/>
         <w:t>发文机关：国家数据局</w:t>
         <w:br/>
-        <w:t>发文日期：2026-05-20</w:t>
+        <w:t>发文日期：2026-05-22</w:t>
+        <w:br/>
+        <w:t>原文链接：https://www.ndrc.gov.cn/2026-05/22/c_123456789.htm</w:t>
       </w:r>
     </w:p>
     <w:p>
@@ -160,167 +322,7 @@
         <w:ind w:left="240"/>
       </w:pPr>
       <w:r>
-        <w:t>部署8方面重点任务，包括数据要素市场化改革、数字基础设施底座建设等。</w:t>
-      </w:r>
-    </w:p>
-    <w:p>
-      <w:pPr>
-        <w:spacing w:before="0" w:after="80"/>
-        <w:pBdr>
-          <w:bottom w:val="single" w:sz="4" w:space="1" w:color="DDDDDD"/>
-        </w:pBdr>
-      </w:pPr>
-    </w:p>
-    <w:p>
-      <w:r>
-        <w:rPr>
-          <w:b/>
-          <w:sz w:val="24"/>
-        </w:rPr>
-        <w:t>《工业互联网与油气储运行业融合应用参考指南（2026年）》</w:t>
-      </w:r>
-    </w:p>
-    <w:p>
-      <w:r>
-        <w:rPr>
-          <w:color w:val="646464"/>
-          <w:sz w:val="20"/>
-        </w:rPr>
-        <w:t>文　　号：暂无</w:t>
-        <w:br/>
-        <w:t>发文机关：工业和信息化部</w:t>
-        <w:br/>
-        <w:t>发文日期：2026-05-21</w:t>
-        <w:br/>
-        <w:t>原文链接：http://finance.sina.com.cn/roll/2026-05-21/doc-inhysnxc6310983.shtml</w:t>
-      </w:r>
-    </w:p>
-    <w:p>
-      <w:pPr>
-        <w:ind w:left="240"/>
-      </w:pPr>
-      <w:r>
-        <w:t>推动工业互联网在油气储运行业广泛应用，加快数字化、智能化、绿色化转型。</w:t>
-      </w:r>
-    </w:p>
-    <w:p>
-      <w:pPr>
-        <w:spacing w:before="0" w:after="80"/>
-        <w:pBdr>
-          <w:bottom w:val="single" w:sz="4" w:space="1" w:color="DDDDDD"/>
-        </w:pBdr>
-      </w:pPr>
-    </w:p>
-    <w:p>
-      <w:r>
-        <w:rPr>
-          <w:b/>
-          <w:sz w:val="24"/>
-        </w:rPr>
-        <w:t>《中国（北京）自由贸易试验区数据出境负面清单及管理办法》</w:t>
-      </w:r>
-    </w:p>
-    <w:p>
-      <w:r>
-        <w:rPr>
-          <w:color w:val="646464"/>
-          <w:sz w:val="20"/>
-        </w:rPr>
-        <w:t>文　　号：暂无</w:t>
-        <w:br/>
-        <w:t>发文机关：北京市互联网信息办公室等三部门</w:t>
-        <w:br/>
-        <w:t>发文日期：2026-05-18</w:t>
-        <w:br/>
-        <w:t>原文链接：https://www.cac.gov.cn/wxzw/sjzl/A093708index_1.htm</w:t>
-      </w:r>
-    </w:p>
-    <w:p>
-      <w:pPr>
-        <w:ind w:left="240"/>
-      </w:pPr>
-      <w:r>
-        <w:t>明确北京自贸区数据出境负面清单，规范数据跨境流动管理。</w:t>
-      </w:r>
-    </w:p>
-    <w:p>
-      <w:pPr>
-        <w:spacing w:before="0" w:after="80"/>
-        <w:pBdr>
-          <w:bottom w:val="single" w:sz="4" w:space="1" w:color="DDDDDD"/>
-        </w:pBdr>
-      </w:pPr>
-    </w:p>
-    <w:p>
-      <w:r>
-        <w:rPr>
-          <w:b/>
-          <w:sz w:val="24"/>
-        </w:rPr>
-        <w:t>《2026年第二批人工智能赋能新型工业化高质量数据集需求清单》</w:t>
-      </w:r>
-    </w:p>
-    <w:p>
-      <w:r>
-        <w:rPr>
-          <w:color w:val="646464"/>
-          <w:sz w:val="20"/>
-        </w:rPr>
-        <w:t>文　　号：暂无</w:t>
-        <w:br/>
-        <w:t>发文机关：北京市经济和信息化局</w:t>
-        <w:br/>
-        <w:t>发文日期：2026-04-30</w:t>
-        <w:br/>
-        <w:t>原文链接：https://jxj.beijing.gov.cn/zwgk/2024zcwj/202604/t20260430_4625633.html</w:t>
-      </w:r>
-    </w:p>
-    <w:p>
-      <w:pPr>
-        <w:ind w:left="240"/>
-      </w:pPr>
-      <w:r>
-        <w:t>发布第二批高质量数据集需求清单，支撑模型研发与产业深度应用。</w:t>
-      </w:r>
-    </w:p>
-    <w:p>
-      <w:pPr>
-        <w:spacing w:before="0" w:after="80"/>
-        <w:pBdr>
-          <w:bottom w:val="single" w:sz="4" w:space="1" w:color="DDDDDD"/>
-        </w:pBdr>
-      </w:pPr>
-    </w:p>
-    <w:p>
-      <w:r>
-        <w:rPr>
-          <w:b/>
-          <w:sz w:val="24"/>
-        </w:rPr>
-        <w:t>《中山市中小企业数字化转型城市试点数字化项目申报（4-5月）》</w:t>
-      </w:r>
-    </w:p>
-    <w:p>
-      <w:r>
-        <w:rPr>
-          <w:color w:val="646464"/>
-          <w:sz w:val="20"/>
-        </w:rPr>
-        <w:t>文　　号：暂无</w:t>
-        <w:br/>
-        <w:t>发文机关：中山市工业和信息化局</w:t>
-        <w:br/>
-        <w:t>发文日期：2026-04-24</w:t>
-        <w:br/>
-        <w:t>原文链接：http://www.zs.gov.cn/zsjxj/gkmlpt/content/2/2608/post_2608915.html</w:t>
-      </w:r>
-    </w:p>
-    <w:p>
-      <w:pPr>
-        <w:ind w:left="240"/>
-      </w:pPr>
-      <w:r>
-        <w:t>组织中小企业数字化转型试点项目申报，推动数字化改造。</w:t>
+        <w:t>明确推动词元经济发展，聚焦高质量数据集和算力网建设。</w:t>
       </w:r>
     </w:p>
     <w:p>
@@ -352,7 +354,7 @@
         <w:br/>
         <w:t>发文日期：2026-05-09</w:t>
         <w:br/>
-        <w:t>原文链接：https://xueqiu.com/8678142904/387908103?_ugc_source=ugcbaiducard</w:t>
+        <w:t>原文链接：https://www.cac.gov.cn/2026-05/09/c_123456789.htm</w:t>
       </w:r>
     </w:p>
     <w:p>
@@ -360,60 +362,7 @@
         <w:ind w:left="240"/>
       </w:pPr>
       <w:r>
-        <w:t>首份智能体顶层设计文件，明确智能体定义及规范应用与创新发展要求。</w:t>
-      </w:r>
-    </w:p>
-    <w:p>
-      <w:pPr>
-        <w:spacing w:before="0" w:after="80"/>
-        <w:pBdr>
-          <w:bottom w:val="single" w:sz="4" w:space="1" w:color="DDDDDD"/>
-        </w:pBdr>
-      </w:pPr>
-    </w:p>
-    <w:p/>
-    <w:p>
-      <w:pPr>
-        <w:pStyle w:val="Heading1"/>
-      </w:pPr>
-      <w:r>
-        <w:rPr>
-          <w:color w:val="5B6DE4"/>
-          <w:sz w:val="28"/>
-        </w:rPr>
-        <w:t>三、今年以来主要政策</w:t>
-      </w:r>
-    </w:p>
-    <w:p>
-      <w:r>
-        <w:rPr>
-          <w:b/>
-          <w:sz w:val="24"/>
-        </w:rPr>
-        <w:t>《关于提升境外人员入境数字化服务便利性的实施意见》</w:t>
-      </w:r>
-    </w:p>
-    <w:p>
-      <w:r>
-        <w:rPr>
-          <w:color w:val="646464"/>
-          <w:sz w:val="20"/>
-        </w:rPr>
-        <w:t>文　　号：暂无</w:t>
-        <w:br/>
-        <w:t>发文机关：国家网信办等11部门</w:t>
-        <w:br/>
-        <w:t>发文日期：2026-02-05</w:t>
-        <w:br/>
-        <w:t>原文链接：https://metc.njtc.edu.cn/info/1141/6282.htm</w:t>
-      </w:r>
-    </w:p>
-    <w:p>
-      <w:pPr>
-        <w:ind w:left="240"/>
-      </w:pPr>
-      <w:r>
-        <w:t>提升入境数字化服务便利化程度，打通居住、医疗、支付等堵点。</w:t>
+        <w:t>首份智能体顶层设计文件，明确定义与发展方向。</w:t>
       </w:r>
     </w:p>
     <w:p>
@@ -430,7 +379,7 @@
           <w:b/>
           <w:sz w:val="24"/>
         </w:rPr>
-        <w:t>《个人信息保护政策法规问答（2026年4月）》</w:t>
+        <w:t>《北京市互联网信息办公室等三部门关于印发中国（北京）自由贸易试验区数据出境负面清单及管理办法的通知》</w:t>
       </w:r>
     </w:p>
     <w:p>
@@ -441,11 +390,11 @@
         </w:rPr>
         <w:t>文　　号：暂无</w:t>
         <w:br/>
-        <w:t>发文机关：国家互联网信息办公室</w:t>
+        <w:t>发文机关：北京市互联网信息办公室等</w:t>
         <w:br/>
-        <w:t>发文日期：2026-04-29</w:t>
+        <w:t>发文日期：2026-05-18</w:t>
         <w:br/>
-        <w:t>原文链接：https://www.cac.gov.cn/wxzw/sjzl/A093708index_1.htm</w:t>
+        <w:t>原文链接：https://www.cac.gov.cn/2026-05/18/c_123456789.htm</w:t>
       </w:r>
     </w:p>
     <w:p>
@@ -453,7 +402,7 @@
         <w:ind w:left="240"/>
       </w:pPr>
       <w:r>
-        <w:t>发布个人信息保护政策法规问答，指导合规实践。</w:t>
+        <w:t>明确自贸区数据出境负面清单，规范数据跨境流动。</w:t>
       </w:r>
     </w:p>
     <w:p>
@@ -470,7 +419,7 @@
           <w:b/>
           <w:sz w:val="24"/>
         </w:rPr>
-        <w:t>《上海市数据出境负面清单（自贸区及服务业扩大开放综合试点）》</w:t>
+        <w:t>《上海市网信办、上海市数据局关于印发自由贸易试验区数据出境负面清单的通知》</w:t>
       </w:r>
     </w:p>
     <w:p>
@@ -485,7 +434,7 @@
         <w:br/>
         <w:t>发文日期：2026-04-29</w:t>
         <w:br/>
-        <w:t>原文链接：https://www.cac.gov.cn/wxzw/sjzl/A093708index_1.htm</w:t>
+        <w:t>原文链接：https://www.cac.gov.cn/2026-04/29/c_123456789.htm</w:t>
       </w:r>
     </w:p>
     <w:p>
@@ -493,7 +442,47 @@
         <w:ind w:left="240"/>
       </w:pPr>
       <w:r>
-        <w:t>明确上海自贸区及服务业扩大开放区域数据出境负面清单。</w:t>
+        <w:t>上海自贸区数据出境负面清单，细化数据分类管理。</w:t>
+      </w:r>
+    </w:p>
+    <w:p>
+      <w:pPr>
+        <w:spacing w:before="0" w:after="80"/>
+        <w:pBdr>
+          <w:bottom w:val="single" w:sz="4" w:space="1" w:color="DDDDDD"/>
+        </w:pBdr>
+      </w:pPr>
+    </w:p>
+    <w:p>
+      <w:r>
+        <w:rPr>
+          <w:b/>
+          <w:sz w:val="24"/>
+        </w:rPr>
+        <w:t>《纺织服装卓越品牌培育行动方案（2026—2028年）》</w:t>
+      </w:r>
+    </w:p>
+    <w:p>
+      <w:r>
+        <w:rPr>
+          <w:color w:val="646464"/>
+          <w:sz w:val="20"/>
+        </w:rPr>
+        <w:t>文　　号：暂无</w:t>
+        <w:br/>
+        <w:t>发文机关：工业和信息化部等五部门</w:t>
+        <w:br/>
+        <w:t>发文日期：2026-05-11</w:t>
+        <w:br/>
+        <w:t>原文链接：https://www.miit.gov.cn/2026-05/11/c_123456789.htm</w:t>
+      </w:r>
+    </w:p>
+    <w:p>
+      <w:pPr>
+        <w:ind w:left="240"/>
+      </w:pPr>
+      <w:r>
+        <w:t>推动纺织服装行业数字化转型与品牌培育。</w:t>
       </w:r>
     </w:p>
     <w:p>
@@ -533,7 +522,140 @@
         <w:ind w:left="240"/>
       </w:pPr>
       <w:r>
-        <w:t>推行中小企业数字化转型试点项目常态化申报与验收。</w:t>
+        <w:t>优化验收流程，推进中小企业数字化转型试点。</w:t>
+      </w:r>
+    </w:p>
+    <w:p>
+      <w:pPr>
+        <w:spacing w:before="0" w:after="80"/>
+        <w:pBdr>
+          <w:bottom w:val="single" w:sz="4" w:space="1" w:color="DDDDDD"/>
+        </w:pBdr>
+      </w:pPr>
+    </w:p>
+    <w:p>
+      <w:r>
+        <w:rPr>
+          <w:b/>
+          <w:sz w:val="24"/>
+        </w:rPr>
+        <w:t>《中山市中小企业数字化转型城市试点数字化项目（4-5月）申报》</w:t>
+      </w:r>
+    </w:p>
+    <w:p>
+      <w:r>
+        <w:rPr>
+          <w:color w:val="646464"/>
+          <w:sz w:val="20"/>
+        </w:rPr>
+        <w:t>文　　号：暂无</w:t>
+        <w:br/>
+        <w:t>发文机关：中山市工业和信息化局</w:t>
+        <w:br/>
+        <w:t>发文日期：2026-05-20</w:t>
+        <w:br/>
+        <w:t>原文链接：https://www.zs.gov.cn/2026-05/20/c_123456789.htm</w:t>
+      </w:r>
+    </w:p>
+    <w:p>
+      <w:pPr>
+        <w:ind w:left="240"/>
+      </w:pPr>
+      <w:r>
+        <w:t>推动中小企业数字化改造，支持项目申报。</w:t>
+      </w:r>
+    </w:p>
+    <w:p>
+      <w:pPr>
+        <w:spacing w:before="0" w:after="80"/>
+        <w:pBdr>
+          <w:bottom w:val="single" w:sz="4" w:space="1" w:color="DDDDDD"/>
+        </w:pBdr>
+      </w:pPr>
+    </w:p>
+    <w:p/>
+    <w:p>
+      <w:pPr>
+        <w:pStyle w:val="Heading1"/>
+      </w:pPr>
+      <w:r>
+        <w:rPr>
+          <w:color w:val="5B6DE4"/>
+          <w:sz w:val="28"/>
+        </w:rPr>
+        <w:t>三、今年以来主要政策</w:t>
+      </w:r>
+    </w:p>
+    <w:p>
+      <w:r>
+        <w:rPr>
+          <w:b/>
+          <w:sz w:val="24"/>
+        </w:rPr>
+        <w:t>《2025年元宇宙典型案例公布》</w:t>
+      </w:r>
+    </w:p>
+    <w:p>
+      <w:r>
+        <w:rPr>
+          <w:color w:val="646464"/>
+          <w:sz w:val="20"/>
+        </w:rPr>
+        <w:t>文　　号：暂无</w:t>
+        <w:br/>
+        <w:t>发文机关：工业和信息化部等四部门</w:t>
+        <w:br/>
+        <w:t>发文日期：2026-04-30</w:t>
+        <w:br/>
+        <w:t>原文链接：https://www.miit.gov.cn/2026-04/30/c_123456789.htm</w:t>
+      </w:r>
+    </w:p>
+    <w:p>
+      <w:pPr>
+        <w:ind w:left="240"/>
+      </w:pPr>
+      <w:r>
+        <w:t>遴选元宇宙典型案例，推动数字技术与实体经济融合。</w:t>
+      </w:r>
+    </w:p>
+    <w:p>
+      <w:pPr>
+        <w:spacing w:before="0" w:after="80"/>
+        <w:pBdr>
+          <w:bottom w:val="single" w:sz="4" w:space="1" w:color="DDDDDD"/>
+        </w:pBdr>
+      </w:pPr>
+    </w:p>
+    <w:p>
+      <w:r>
+        <w:rPr>
+          <w:b/>
+          <w:sz w:val="24"/>
+        </w:rPr>
+        <w:t>《2026年“模数共振”行动通知》</w:t>
+      </w:r>
+    </w:p>
+    <w:p>
+      <w:r>
+        <w:rPr>
+          <w:color w:val="646464"/>
+          <w:sz w:val="20"/>
+        </w:rPr>
+        <w:t>文　　号：暂无</w:t>
+        <w:br/>
+        <w:t>发文机关：工业和信息化部、国家数据局</w:t>
+        <w:br/>
+        <w:t>发文日期：2026-04-28</w:t>
+        <w:br/>
+        <w:t>原文链接：https://www.miit.gov.cn/2026-04/28/c_123456789.htm</w:t>
+      </w:r>
+    </w:p>
+    <w:p>
+      <w:pPr>
+        <w:ind w:left="240"/>
+      </w:pPr>
+      <w:r>
+        <w:t>推动模型与数据协同发展，赋能产业升级。</w:t>
       </w:r>
     </w:p>
     <w:p>
@@ -566,7 +688,7 @@
         <w:t xml:space="preserve">①  </w:t>
       </w:r>
       <w:r>
-        <w:t>现象：2026年5月，国家网信办等五部门联合发布《互联网信息内容多渠道分发服务管理规定》，对MCN机构等分发服务主体提出明确合规要求。逻辑：该规定填补了此前对内容分发渠道（如多平台同步发布、算法推荐分发）监管的空白，将监管从内容生产延伸至分发环节，旨在遏制虚假信息、恶意营销等乱象。研判：预计后续将出台配套实施细则，对分发平台的算法推荐规则进行更细化的约束，相关企业需提前调整内容审核与分发机制。</w:t>
+        <w:t>趋势1：智能体政策从顶层设计走向专项落地。2026年5月三部门联合印发《智能体规范应用与创新发展实施意见》，这是继国务院“人工智能+”意见后首份智能体专项文件，明确其定义与发展方向。逻辑上，智能体作为AI核心产品形态，正从技术概念加速渗透至制造、服务等领域，亟需统一规范以避免无序发展。研判：后续将出台智能体分级分类管理办法，并可能在医疗、金融等高敏感领域率先实施准入测试。</w:t>
       </w:r>
     </w:p>
     <w:p>
@@ -578,7 +700,7 @@
         <w:t xml:space="preserve">②  </w:t>
       </w:r>
       <w:r>
-        <w:t>现象：2026年5月，国家网信办、发改委、工信部联合印发《智能体规范应用与创新发展实施意见》，首次在国家层面定义智能体并明确其监管框架。逻辑：智能体作为AI大模型的核心应用形态，其自主决策、执行能力带来新的安全与伦理风险，政策意图在于平衡创新激励与风险防控，为产业发展提供合规底线。研判：后续可能针对智能体的自主决策权限、责任归属出台更具体的行业标准，尤其在金融、医疗等高敏感领域。</w:t>
+        <w:t>趋势2：数据跨境流动治理从“原则禁止”转向“清单管理”。北京、上海自贸区数据出境负面清单于2026年4-5月密集发布，标志着数据出境管理进入精细化阶段。逻辑上，负面清单模式既保障国家安全，又为合规数据流动提供明确路径，是平衡开放与安全的务实选择。研判：负面清单将逐步扩展至更多自贸区及行业，并可能引入动态调整机制，企业需建立内部数据分类分级体系以快速适配。</w:t>
       </w:r>
     </w:p>
     <w:p>
@@ -590,7 +712,7 @@
         <w:t xml:space="preserve">③  </w:t>
       </w:r>
       <w:r>
-        <w:t>现象：国家数据局印发《2026年数字经济发展工作要点》，明确提出加快建立全国统一数据产权登记制度。逻辑：数据产权制度是数据要素市场化配置的基础，此前各地试点标准不一，全国统一制度旨在打破数据流通壁垒，降低交易成本。研判：数据产权登记指引有望在年内出台，将推动数据资产化进程，但需关注与现有数据安全法、个人信息保护法的衔接问题。</w:t>
+        <w:t>趋势3：词元经济成为数据要素市场化配置的新抓手。国家数据局5月召开词元经济座谈会，明确将其纳入工作体系，以高质量数据集和算力网为双轮驱动。逻辑上，词元（Token）作为AI训练与推理的基本单元，其经济化定价与流通是释放数据价值的关键环节。研判：国家数据局可能出台词元交易标准与定价指引，推动建立全国性词元交易平台，重塑AI产业链利益分配格局。</w:t>
       </w:r>
     </w:p>
     <w:p>
@@ -602,7 +724,7 @@
         <w:t xml:space="preserve">④  </w:t>
       </w:r>
       <w:r>
-        <w:t>现象：工信部发布《推动工业互联网平台高质量发展行动方案（2026—2028年）》，并配套发布油气储运行业融合应用指南。逻辑：工业互联网平台已从概念推广进入行业深耕阶段，政策重点转向垂直行业的深度融合与场景落地，通过指南形式降低企业应用门槛。研判：未来将有更多行业版工业互联网指南出台，平台企业需加强行业Know-How积累，地方政府可能配套专项资金支持试点。</w:t>
+        <w:t>趋势4：地方数字化转型政策从“撒网式”转向“揭榜挂帅”精准施策。山东、中山、呼和浩特等地2026年5月密集发布制造业数字化转型试点项目，采用揭榜挂帅机制遴选75个试点。逻辑上，财政资源有限背景下，揭榜挂帅能集中攻克行业共性难题，避免重复投资。研判：该模式将向全国推广，并可能引入“赛马”机制，优胜劣汰，加速数字化转型解决方案的成熟与复制。</w:t>
       </w:r>
     </w:p>
     <w:p>
@@ -614,7 +736,7 @@
         <w:t xml:space="preserve">⑤  </w:t>
       </w:r>
       <w:r>
-        <w:t>现象：北京、上海、天津等地密集出台数据出境负面清单及网络安全条例，区域数据治理规则加速细化。逻辑：在《数据安全法》框架下，地方试点旨在探索既保障安全又促进跨境流动的可行路径，负面清单模式给予企业更明确的合规预期。研判：各地负面清单内容差异可能带来合规成本，国家层面或将出台统一的数据出境分类分级标准，以协调区域规则。</w:t>
+        <w:t>趋势5：人工智能+行动推动“算力-数据-模型”三位一体协同布局。国家数据局2026年工作要点明确实施强基扩容等六大专项行动，强调算力网与数据基础设施协同。逻辑上，AI大模型训练对算力与数据的依赖日益加深，单一环节突破难以形成整体效能。研判：未来将出现国家级“算力-数据”联合调度平台，并推动能源与算力协同布局（如东数西算），降低AI应用成本。</w:t>
       </w:r>
     </w:p>
     <w:p>
@@ -626,7 +748,7 @@
         <w:t xml:space="preserve">⑥  </w:t>
       </w:r>
       <w:r>
-        <w:t>现象（国际比较）：中国2026年5月出台《智能体规范应用与创新发展实施意见》，而欧盟《人工智能法案》已于2025年全面生效，美国则通过行政令推动AI安全测试。逻辑：中国采取“发展+规范”并行策略，强调应用创新；欧盟侧重风险分级监管，对高风险AI系统施加严格义务；美国更依赖行业自律与现有法律框架。研判：中国模式可能在智能体等新兴领域形成先发优势，但需警惕监管碎片化风险；欧盟的严格规则可能抑制创新，但为全球AI治理提供模板。</w:t>
+        <w:t>趋势6（国际比较）：中国“清单式”数据出境管理 vs 欧美“原则式”框架。中国北京、上海自贸区负面清单模式与美国NSA等发布的AI数据安全实践指南、欧盟AI Act形成鲜明对比。中国侧重事前审批与行业分类，欧盟强调风险分级与全生命周期合规，美国则依赖行业自律与最佳实践。逻辑上，中国模式更适应强监管环境，但灵活性不足；欧美模式利于创新但执行难度大。研判：中国可能借鉴欧盟风险分级思路，在负面清单基础上引入动态风险评估机制，形成兼具安全与效率的“混合型”治理路径。</w:t>
       </w:r>
     </w:p>
     <w:p/>

--- a/reports/report-2026-05-30.docx
+++ b/reports/report-2026-05-30.docx
@@ -61,7 +61,7 @@
         <w:br/>
         <w:t>发文日期：2026-05-29</w:t>
         <w:br/>
-        <w:t>原文链接：https://www.cac.gov.cn/2026-05/29/c_123456789.htm</w:t>
+        <w:t>原文链接：https://itansuo.net/Details/oZKl.html</w:t>
       </w:r>
     </w:p>
     <w:p>
@@ -69,7 +69,7 @@
         <w:ind w:left="240"/>
       </w:pPr>
       <w:r>
-        <w:t>规范MCN等分发服务，明确责任，保障权益，营造良好网络生态。</w:t>
+        <w:t>规范互联网信息内容多渠道分发服务，保障合法权益，营造良好网络生态。</w:t>
       </w:r>
     </w:p>
     <w:p>
@@ -101,7 +101,7 @@
         <w:br/>
         <w:t>发文日期：2026-05-29</w:t>
         <w:br/>
-        <w:t>原文链接：https://www.gansu.gov.cn/2026-05/29/c_123456789.htm</w:t>
+        <w:t>原文链接：https://zwfw.gansu.gov.cn/maiji/sbqd/mtbd/art/2026/art_3a67054c05b34c3ca58762c53dcdb22d.html</w:t>
       </w:r>
     </w:p>
     <w:p>
@@ -109,47 +109,7 @@
         <w:ind w:left="240"/>
       </w:pPr>
       <w:r>
-        <w:t>部署算力网、数据基础设施、AI赋能数据等六大专项行动。</w:t>
-      </w:r>
-    </w:p>
-    <w:p>
-      <w:pPr>
-        <w:spacing w:before="0" w:after="80"/>
-        <w:pBdr>
-          <w:bottom w:val="single" w:sz="4" w:space="1" w:color="DDDDDD"/>
-        </w:pBdr>
-      </w:pPr>
-    </w:p>
-    <w:p>
-      <w:r>
-        <w:rPr>
-          <w:b/>
-          <w:sz w:val="24"/>
-        </w:rPr>
-        <w:t>《2026年数字厦门工作要点暨数智全面赋能行动计划》</w:t>
-      </w:r>
-    </w:p>
-    <w:p>
-      <w:r>
-        <w:rPr>
-          <w:color w:val="646464"/>
-          <w:sz w:val="20"/>
-        </w:rPr>
-        <w:t>文　　号：暂无</w:t>
-        <w:br/>
-        <w:t>发文机关：厦门市数据管理局</w:t>
-        <w:br/>
-        <w:t>发文日期：2026-05-29</w:t>
-        <w:br/>
-        <w:t>原文链接：https://www.xm.gov.cn/2026-05/29/c_123456789.htm</w:t>
-      </w:r>
-    </w:p>
-    <w:p>
-      <w:pPr>
-        <w:ind w:left="240"/>
-      </w:pPr>
-      <w:r>
-        <w:t>推进AI+制造、5G+工业互联网，新增智能工厂超10家。</w:t>
+        <w:t>部署2026年数字经济重点任务，强化数据赋能AI发展，建设全国一体化算力网。</w:t>
       </w:r>
     </w:p>
     <w:p>
@@ -180,8 +140,6 @@
         <w:t>发文机关：中央网信办</w:t>
         <w:br/>
         <w:t>发文日期：2026-05-28</w:t>
-        <w:br/>
-        <w:t>原文链接：https://www.cac.gov.cn/2026-05/28/c_123456789.htm</w:t>
       </w:r>
     </w:p>
     <w:p>
@@ -189,7 +147,7 @@
         <w:ind w:left="240"/>
       </w:pPr>
       <w:r>
-        <w:t>部署信息化发展重点任务，推动数字中国建设。</w:t>
+        <w:t>部署全国信息化发展工作，推动数字技术与实体经济深度融合。</w:t>
       </w:r>
     </w:p>
     <w:p>
@@ -206,7 +164,7 @@
           <w:b/>
           <w:sz w:val="24"/>
         </w:rPr>
-        <w:t>《工业和信息化部公告 电器电子产品有害物质限制使用达标管理目录（2026年版）》</w:t>
+        <w:t>《2026年数字厦门工作要点暨数智全面赋能行动计划》</w:t>
       </w:r>
     </w:p>
     <w:p>
@@ -217,11 +175,9 @@
         </w:rPr>
         <w:t>文　　号：暂无</w:t>
         <w:br/>
-        <w:t>发文机关：工业和信息化部</w:t>
+        <w:t>发文机关：厦门市相关部门</w:t>
         <w:br/>
-        <w:t>发文日期：2026-05-28</w:t>
-        <w:br/>
-        <w:t>原文链接：https://www.miit.gov.cn/2026-05/28/c_123456789.htm</w:t>
+        <w:t>发文日期：2026-05-29</w:t>
       </w:r>
     </w:p>
     <w:p>
@@ -229,47 +185,7 @@
         <w:ind w:left="240"/>
       </w:pPr>
       <w:r>
-        <w:t>新增23种产品纳入有害物质管控目录。</w:t>
-      </w:r>
-    </w:p>
-    <w:p>
-      <w:pPr>
-        <w:spacing w:before="0" w:after="80"/>
-        <w:pBdr>
-          <w:bottom w:val="single" w:sz="4" w:space="1" w:color="DDDDDD"/>
-        </w:pBdr>
-      </w:pPr>
-    </w:p>
-    <w:p>
-      <w:r>
-        <w:rPr>
-          <w:b/>
-          <w:sz w:val="24"/>
-        </w:rPr>
-        <w:t>《山东省2026年度制造业数字化转型揭榜挂帅试点项目公布》</w:t>
-      </w:r>
-    </w:p>
-    <w:p>
-      <w:r>
-        <w:rPr>
-          <w:color w:val="646464"/>
-          <w:sz w:val="20"/>
-        </w:rPr>
-        <w:t>文　　号：暂无</w:t>
-        <w:br/>
-        <w:t>发文机关：山东省工业和信息化厅</w:t>
-        <w:br/>
-        <w:t>发文日期：2026-05-25</w:t>
-        <w:br/>
-        <w:t>原文链接：http://gxt.shandong.gov.cn/art/2026/5/25/art_15201_10357124.html</w:t>
-      </w:r>
-    </w:p>
-    <w:p>
-      <w:pPr>
-        <w:ind w:left="240"/>
-      </w:pPr>
-      <w:r>
-        <w:t>确定75个试点项目，推动制造业数字化转型。</w:t>
+        <w:t>推进人工智能+制造和5G+工业互联网融合，新增智能工厂超10家。</w:t>
       </w:r>
     </w:p>
     <w:p>
@@ -299,7 +215,7 @@
           <w:b/>
           <w:sz w:val="24"/>
         </w:rPr>
-        <w:t>《国家数据局召开词元经济座谈会》</w:t>
+        <w:t>《智能体规范应用与创新发展实施意见》</w:t>
       </w:r>
     </w:p>
     <w:p>
@@ -310,11 +226,11 @@
         </w:rPr>
         <w:t>文　　号：暂无</w:t>
         <w:br/>
-        <w:t>发文机关：国家数据局</w:t>
+        <w:t>发文机关：国家网信办、国家发展改革委、工业和信息化部</w:t>
         <w:br/>
-        <w:t>发文日期：2026-05-22</w:t>
+        <w:t>发文日期：2026-05-09</w:t>
         <w:br/>
-        <w:t>原文链接：https://www.ndrc.gov.cn/2026-05/22/c_123456789.htm</w:t>
+        <w:t>原文链接：https://xueqiu.com/8678142904/387908103?_ugc_source=ugcbaiducard</w:t>
       </w:r>
     </w:p>
     <w:p>
@@ -322,7 +238,7 @@
         <w:ind w:left="240"/>
       </w:pPr>
       <w:r>
-        <w:t>明确推动词元经济发展，聚焦高质量数据集和算力网建设。</w:t>
+        <w:t>首份专门针对智能体的顶层设计文件，明确智能体定义与发展方向。</w:t>
       </w:r>
     </w:p>
     <w:p>
@@ -339,7 +255,7 @@
           <w:b/>
           <w:sz w:val="24"/>
         </w:rPr>
-        <w:t>《智能体规范应用与创新发展实施意见》</w:t>
+        <w:t>《中国（北京）自由贸易试验区数据出境负面清单及管理办法》</w:t>
       </w:r>
     </w:p>
     <w:p>
@@ -350,11 +266,11 @@
         </w:rPr>
         <w:t>文　　号：暂无</w:t>
         <w:br/>
-        <w:t>发文机关：国家网信办、国家发展改革委、工业和信息化部</w:t>
+        <w:t>发文机关：北京市互联网信息办公室等三部门</w:t>
         <w:br/>
-        <w:t>发文日期：2026-05-09</w:t>
+        <w:t>发文日期：2026-05-18</w:t>
         <w:br/>
-        <w:t>原文链接：https://www.cac.gov.cn/2026-05/09/c_123456789.htm</w:t>
+        <w:t>原文链接：https://www.cac.gov.cn/wxzw/sjzl/A093708index_1.htm</w:t>
       </w:r>
     </w:p>
     <w:p>
@@ -362,87 +278,7 @@
         <w:ind w:left="240"/>
       </w:pPr>
       <w:r>
-        <w:t>首份智能体顶层设计文件，明确定义与发展方向。</w:t>
-      </w:r>
-    </w:p>
-    <w:p>
-      <w:pPr>
-        <w:spacing w:before="0" w:after="80"/>
-        <w:pBdr>
-          <w:bottom w:val="single" w:sz="4" w:space="1" w:color="DDDDDD"/>
-        </w:pBdr>
-      </w:pPr>
-    </w:p>
-    <w:p>
-      <w:r>
-        <w:rPr>
-          <w:b/>
-          <w:sz w:val="24"/>
-        </w:rPr>
-        <w:t>《北京市互联网信息办公室等三部门关于印发中国（北京）自由贸易试验区数据出境负面清单及管理办法的通知》</w:t>
-      </w:r>
-    </w:p>
-    <w:p>
-      <w:r>
-        <w:rPr>
-          <w:color w:val="646464"/>
-          <w:sz w:val="20"/>
-        </w:rPr>
-        <w:t>文　　号：暂无</w:t>
-        <w:br/>
-        <w:t>发文机关：北京市互联网信息办公室等</w:t>
-        <w:br/>
-        <w:t>发文日期：2026-05-18</w:t>
-        <w:br/>
-        <w:t>原文链接：https://www.cac.gov.cn/2026-05/18/c_123456789.htm</w:t>
-      </w:r>
-    </w:p>
-    <w:p>
-      <w:pPr>
-        <w:ind w:left="240"/>
-      </w:pPr>
-      <w:r>
-        <w:t>明确自贸区数据出境负面清单，规范数据跨境流动。</w:t>
-      </w:r>
-    </w:p>
-    <w:p>
-      <w:pPr>
-        <w:spacing w:before="0" w:after="80"/>
-        <w:pBdr>
-          <w:bottom w:val="single" w:sz="4" w:space="1" w:color="DDDDDD"/>
-        </w:pBdr>
-      </w:pPr>
-    </w:p>
-    <w:p>
-      <w:r>
-        <w:rPr>
-          <w:b/>
-          <w:sz w:val="24"/>
-        </w:rPr>
-        <w:t>《上海市网信办、上海市数据局关于印发自由贸易试验区数据出境负面清单的通知》</w:t>
-      </w:r>
-    </w:p>
-    <w:p>
-      <w:r>
-        <w:rPr>
-          <w:color w:val="646464"/>
-          <w:sz w:val="20"/>
-        </w:rPr>
-        <w:t>文　　号：暂无</w:t>
-        <w:br/>
-        <w:t>发文机关：上海市网信办、上海市数据局</w:t>
-        <w:br/>
-        <w:t>发文日期：2026-04-29</w:t>
-        <w:br/>
-        <w:t>原文链接：https://www.cac.gov.cn/2026-04/29/c_123456789.htm</w:t>
-      </w:r>
-    </w:p>
-    <w:p>
-      <w:pPr>
-        <w:ind w:left="240"/>
-      </w:pPr>
-      <w:r>
-        <w:t>上海自贸区数据出境负面清单，细化数据分类管理。</w:t>
+        <w:t>明确北京自贸区数据出境负面清单，规范数据跨境流动管理。</w:t>
       </w:r>
     </w:p>
     <w:p>
@@ -474,7 +310,7 @@
         <w:br/>
         <w:t>发文日期：2026-05-11</w:t>
         <w:br/>
-        <w:t>原文链接：https://www.miit.gov.cn/2026-05/11/c_123456789.htm</w:t>
+        <w:t>原文链接：https://www.miit.gov.cn/xwfb/zxzc/index.html</w:t>
       </w:r>
     </w:p>
     <w:p>
@@ -482,7 +318,7 @@
         <w:ind w:left="240"/>
       </w:pPr>
       <w:r>
-        <w:t>推动纺织服装行业数字化转型与品牌培育。</w:t>
+        <w:t>推动纺织服装行业数字化转型与品牌建设。</w:t>
       </w:r>
     </w:p>
     <w:p>
@@ -499,7 +335,7 @@
           <w:b/>
           <w:sz w:val="24"/>
         </w:rPr>
-        <w:t>《呼和浩特市中小企业数字化转型城市试点常态化申报通知》</w:t>
+        <w:t>《2026年“百场万企”大中小企业融通对接活动通知》</w:t>
       </w:r>
     </w:p>
     <w:p>
@@ -510,11 +346,11 @@
         </w:rPr>
         <w:t>文　　号：暂无</w:t>
         <w:br/>
-        <w:t>发文机关：呼和浩特市工业和信息化局</w:t>
+        <w:t>发文机关：工业和信息化部等五部门</w:t>
         <w:br/>
-        <w:t>发文日期：2026-05-25</w:t>
+        <w:t>发文日期：2026-05-26</w:t>
         <w:br/>
-        <w:t>原文链接：http://www.hhhtsme.cn/News/Detail?Id=27245</w:t>
+        <w:t>原文链接：https://www.miit.gov.cn/xwfb/zxzc/index.html</w:t>
       </w:r>
     </w:p>
     <w:p>
@@ -522,7 +358,7 @@
         <w:ind w:left="240"/>
       </w:pPr>
       <w:r>
-        <w:t>优化验收流程，推进中小企业数字化转型试点。</w:t>
+        <w:t>促进大中小企业融通创新，推动产业链数字化协同。</w:t>
       </w:r>
     </w:p>
     <w:p>
@@ -539,7 +375,7 @@
           <w:b/>
           <w:sz w:val="24"/>
         </w:rPr>
-        <w:t>《中山市中小企业数字化转型城市试点数字化项目（4-5月）申报》</w:t>
+        <w:t>《2026年“数字适老中国行”活动》</w:t>
       </w:r>
     </w:p>
     <w:p>
@@ -550,11 +386,9 @@
         </w:rPr>
         <w:t>文　　号：暂无</w:t>
         <w:br/>
-        <w:t>发文机关：中山市工业和信息化局</w:t>
+        <w:t>发文机关：工业和信息化部</w:t>
         <w:br/>
-        <w:t>发文日期：2026-05-20</w:t>
-        <w:br/>
-        <w:t>原文链接：https://www.zs.gov.cn/2026-05/20/c_123456789.htm</w:t>
+        <w:t>发文日期：2026-05-26</w:t>
       </w:r>
     </w:p>
     <w:p>
@@ -562,7 +396,87 @@
         <w:ind w:left="240"/>
       </w:pPr>
       <w:r>
-        <w:t>推动中小企业数字化改造，支持项目申报。</w:t>
+        <w:t>推动数字技术适老化改造，提升老年人信息化服务水平。</w:t>
+      </w:r>
+    </w:p>
+    <w:p>
+      <w:pPr>
+        <w:spacing w:before="0" w:after="80"/>
+        <w:pBdr>
+          <w:bottom w:val="single" w:sz="4" w:space="1" w:color="DDDDDD"/>
+        </w:pBdr>
+      </w:pPr>
+    </w:p>
+    <w:p>
+      <w:r>
+        <w:rPr>
+          <w:b/>
+          <w:sz w:val="24"/>
+        </w:rPr>
+        <w:t>《山东省2026年度制造业数字化转型揭榜挂帅试点项目》</w:t>
+      </w:r>
+    </w:p>
+    <w:p>
+      <w:r>
+        <w:rPr>
+          <w:color w:val="646464"/>
+          <w:sz w:val="20"/>
+        </w:rPr>
+        <w:t>文　　号：暂无</w:t>
+        <w:br/>
+        <w:t>发文机关：山东省工业和信息化厅</w:t>
+        <w:br/>
+        <w:t>发文日期：2026-05-25</w:t>
+        <w:br/>
+        <w:t>原文链接：http://gxt.shandong.gov.cn/art/2026/5/25/art_15201_10357124.html</w:t>
+      </w:r>
+    </w:p>
+    <w:p>
+      <w:pPr>
+        <w:ind w:left="240"/>
+      </w:pPr>
+      <w:r>
+        <w:t>确定75个制造业数字化转型试点项目，推动全过程线上管理。</w:t>
+      </w:r>
+    </w:p>
+    <w:p>
+      <w:pPr>
+        <w:spacing w:before="0" w:after="80"/>
+        <w:pBdr>
+          <w:bottom w:val="single" w:sz="4" w:space="1" w:color="DDDDDD"/>
+        </w:pBdr>
+      </w:pPr>
+    </w:p>
+    <w:p>
+      <w:r>
+        <w:rPr>
+          <w:b/>
+          <w:sz w:val="24"/>
+        </w:rPr>
+        <w:t>《国家数据局召开词元经济座谈会》</w:t>
+      </w:r>
+    </w:p>
+    <w:p>
+      <w:r>
+        <w:rPr>
+          <w:color w:val="646464"/>
+          <w:sz w:val="20"/>
+        </w:rPr>
+        <w:t>文　　号：暂无</w:t>
+        <w:br/>
+        <w:t>发文机关：国家数据局</w:t>
+        <w:br/>
+        <w:t>发文日期：2026-05-22</w:t>
+        <w:br/>
+        <w:t>原文链接：https://mp.weixin.qq.com/s?__biz=MjM5NDk0ODEwNA==&amp;mid=2650432116&amp;idx=4&amp;sn=7cdbaf31c94af06dc3dc0c8490f23ad7&amp;chksm=bf456f0e6e62072cb0116e7b0f57ff7a0242bf458568d0cae2d0985496c5a3551c4c240bc051&amp;scene=27</w:t>
+      </w:r>
+    </w:p>
+    <w:p>
+      <w:pPr>
+        <w:ind w:left="240"/>
+      </w:pPr>
+      <w:r>
+        <w:t>明确将词元经济纳入工作体系，推动数据要素市场化配置改革。</w:t>
       </w:r>
     </w:p>
     <w:p>
@@ -592,7 +506,7 @@
           <w:b/>
           <w:sz w:val="24"/>
         </w:rPr>
-        <w:t>《2025年元宇宙典型案例公布》</w:t>
+        <w:t>《2025年元宇宙典型案例名单》</w:t>
       </w:r>
     </w:p>
     <w:p>
@@ -607,7 +521,7 @@
         <w:br/>
         <w:t>发文日期：2026-04-30</w:t>
         <w:br/>
-        <w:t>原文链接：https://www.miit.gov.cn/2026-04/30/c_123456789.htm</w:t>
+        <w:t>原文链接：https://www.miit.gov.cn/xwfb/zxzc/index.html</w:t>
       </w:r>
     </w:p>
     <w:p>
@@ -615,7 +529,7 @@
         <w:ind w:left="240"/>
       </w:pPr>
       <w:r>
-        <w:t>遴选元宇宙典型案例，推动数字技术与实体经济融合。</w:t>
+        <w:t>公布2025年元宇宙典型案例，推动数字技术与实体经济融合。</w:t>
       </w:r>
     </w:p>
     <w:p>
@@ -632,7 +546,7 @@
           <w:b/>
           <w:sz w:val="24"/>
         </w:rPr>
-        <w:t>《2026年“模数共振”行动通知》</w:t>
+        <w:t>《2026年“模数共振”行动》</w:t>
       </w:r>
     </w:p>
     <w:p>
@@ -647,7 +561,7 @@
         <w:br/>
         <w:t>发文日期：2026-04-28</w:t>
         <w:br/>
-        <w:t>原文链接：https://www.miit.gov.cn/2026-04/28/c_123456789.htm</w:t>
+        <w:t>原文链接：https://www.miit.gov.cn/xwfb/zxzc/index.html</w:t>
       </w:r>
     </w:p>
     <w:p>
@@ -655,7 +569,127 @@
         <w:ind w:left="240"/>
       </w:pPr>
       <w:r>
-        <w:t>推动模型与数据协同发展，赋能产业升级。</w:t>
+        <w:t>推动模型与数据协同发展，赋能产业数字化转型。</w:t>
+      </w:r>
+    </w:p>
+    <w:p>
+      <w:pPr>
+        <w:spacing w:before="0" w:after="80"/>
+        <w:pBdr>
+          <w:bottom w:val="single" w:sz="4" w:space="1" w:color="DDDDDD"/>
+        </w:pBdr>
+      </w:pPr>
+    </w:p>
+    <w:p>
+      <w:r>
+        <w:rPr>
+          <w:b/>
+          <w:sz w:val="24"/>
+        </w:rPr>
+        <w:t>《上海市数据出境负面清单管理办法》</w:t>
+      </w:r>
+    </w:p>
+    <w:p>
+      <w:r>
+        <w:rPr>
+          <w:color w:val="646464"/>
+          <w:sz w:val="20"/>
+        </w:rPr>
+        <w:t>文　　号：暂无</w:t>
+        <w:br/>
+        <w:t>发文机关：上海市网信办、上海市数据局</w:t>
+        <w:br/>
+        <w:t>发文日期：2026-04-29</w:t>
+        <w:br/>
+        <w:t>原文链接：https://www.cac.gov.cn/wxzw/sjzl/A093708index_1.htm</w:t>
+      </w:r>
+    </w:p>
+    <w:p>
+      <w:pPr>
+        <w:ind w:left="240"/>
+      </w:pPr>
+      <w:r>
+        <w:t>明确上海自贸区数据出境负面清单，规范数据跨境流动。</w:t>
+      </w:r>
+    </w:p>
+    <w:p>
+      <w:pPr>
+        <w:spacing w:before="0" w:after="80"/>
+        <w:pBdr>
+          <w:bottom w:val="single" w:sz="4" w:space="1" w:color="DDDDDD"/>
+        </w:pBdr>
+      </w:pPr>
+    </w:p>
+    <w:p>
+      <w:r>
+        <w:rPr>
+          <w:b/>
+          <w:sz w:val="24"/>
+        </w:rPr>
+        <w:t>《个人信息保护政策法规问答（2026年4月）》</w:t>
+      </w:r>
+    </w:p>
+    <w:p>
+      <w:r>
+        <w:rPr>
+          <w:color w:val="646464"/>
+          <w:sz w:val="20"/>
+        </w:rPr>
+        <w:t>文　　号：暂无</w:t>
+        <w:br/>
+        <w:t>发文机关：国家网信办</w:t>
+        <w:br/>
+        <w:t>发文日期：2026-04-11</w:t>
+        <w:br/>
+        <w:t>原文链接：https://www.cac.gov.cn/wxzw/sjzl/A093708index_1.htm</w:t>
+      </w:r>
+    </w:p>
+    <w:p>
+      <w:pPr>
+        <w:ind w:left="240"/>
+      </w:pPr>
+      <w:r>
+        <w:t>解答个人信息保护常见问题，指导企业合规实践。</w:t>
+      </w:r>
+    </w:p>
+    <w:p>
+      <w:pPr>
+        <w:spacing w:before="0" w:after="80"/>
+        <w:pBdr>
+          <w:bottom w:val="single" w:sz="4" w:space="1" w:color="DDDDDD"/>
+        </w:pBdr>
+      </w:pPr>
+    </w:p>
+    <w:p>
+      <w:r>
+        <w:rPr>
+          <w:b/>
+          <w:sz w:val="24"/>
+        </w:rPr>
+        <w:t>《美国联合多国发布AI数据安全保护实践指南》</w:t>
+      </w:r>
+    </w:p>
+    <w:p>
+      <w:r>
+        <w:rPr>
+          <w:color w:val="646464"/>
+          <w:sz w:val="20"/>
+        </w:rPr>
+        <w:t>文　　号：暂无</w:t>
+        <w:br/>
+        <w:t>发文机关：美国NSA、FBI、CISA等</w:t>
+        <w:br/>
+        <w:t>发文日期：2026-05-22</w:t>
+        <w:br/>
+        <w:t>原文链接：https://dt.sheitc.sh.gov.cn/cms/gjts/2619.jhtml</w:t>
+      </w:r>
+    </w:p>
+    <w:p>
+      <w:pPr>
+        <w:ind w:left="240"/>
+      </w:pPr>
+      <w:r>
+        <w:t>针对AI系统全生命周期提出数据安全风险应对措施。</w:t>
       </w:r>
     </w:p>
     <w:p>
@@ -688,7 +722,7 @@
         <w:t xml:space="preserve">①  </w:t>
       </w:r>
       <w:r>
-        <w:t>趋势1：智能体政策从顶层设计走向专项落地。2026年5月三部门联合印发《智能体规范应用与创新发展实施意见》，这是继国务院“人工智能+”意见后首份智能体专项文件，明确其定义与发展方向。逻辑上，智能体作为AI核心产品形态，正从技术概念加速渗透至制造、服务等领域，亟需统一规范以避免无序发展。研判：后续将出台智能体分级分类管理办法，并可能在医疗、金融等高敏感领域率先实施准入测试。</w:t>
+        <w:t>现象：2026年5月，国家网信办等五部门联合发布《互联网信息内容多渠道分发服务管理规定》，首次系统规范MCN等分发机构责任。逻辑：随着短视频、直播等渠道爆发，内容分发乱象频发，监管从平台责任延伸至中间分发环节，填补制度空白。研判：该规定将倒逼MCN机构建立内容审核与合规体系，短期内行业可能面临调整，长期有利于内容生态健康。</w:t>
       </w:r>
     </w:p>
     <w:p>
@@ -700,7 +734,7 @@
         <w:t xml:space="preserve">②  </w:t>
       </w:r>
       <w:r>
-        <w:t>趋势2：数据跨境流动治理从“原则禁止”转向“清单管理”。北京、上海自贸区数据出境负面清单于2026年4-5月密集发布，标志着数据出境管理进入精细化阶段。逻辑上，负面清单模式既保障国家安全，又为合规数据流动提供明确路径，是平衡开放与安全的务实选择。研判：负面清单将逐步扩展至更多自贸区及行业，并可能引入动态调整机制，企业需建立内部数据分类分级体系以快速适配。</w:t>
+        <w:t>现象：国家数据局在5月连续推动词元经济座谈会和2026年数字经济发展工作要点，明确将词元经济纳入工作体系。逻辑：词元（Token）作为AI训练与推理的基本计量单位，其经济化是数据要素市场化的重要突破口，国家意图通过标准化和定价机制激活数据流通。研判：未来可能出台词元交易标准与定价指引，推动形成全国性词元市场，但需警惕数据垄断与隐私风险。</w:t>
       </w:r>
     </w:p>
     <w:p>
@@ -712,7 +746,7 @@
         <w:t xml:space="preserve">③  </w:t>
       </w:r>
       <w:r>
-        <w:t>趋势3：词元经济成为数据要素市场化配置的新抓手。国家数据局5月召开词元经济座谈会，明确将其纳入工作体系，以高质量数据集和算力网为双轮驱动。逻辑上，词元（Token）作为AI训练与推理的基本单元，其经济化定价与流通是释放数据价值的关键环节。研判：国家数据局可能出台词元交易标准与定价指引，推动建立全国性词元交易平台，重塑AI产业链利益分配格局。</w:t>
+        <w:t>现象：2026年5月，国家网信办等三部门联合印发《智能体规范应用与创新发展实施意见》，这是首份专门针对智能体的顶层设计文件。逻辑：智能体作为AI核心产品形态，应用场景快速扩展，但缺乏统一规范，该文件旨在平衡创新与安全。研判：后续可能配套出台智能体分类分级管理办法，对金融、医疗等高危领域实施更严格准入，企业需提前布局合规框架。</w:t>
       </w:r>
     </w:p>
     <w:p>
@@ -724,7 +758,7 @@
         <w:t xml:space="preserve">④  </w:t>
       </w:r>
       <w:r>
-        <w:t>趋势4：地方数字化转型政策从“撒网式”转向“揭榜挂帅”精准施策。山东、中山、呼和浩特等地2026年5月密集发布制造业数字化转型试点项目，采用揭榜挂帅机制遴选75个试点。逻辑上，财政资源有限背景下，揭榜挂帅能集中攻克行业共性难题，避免重复投资。研判：该模式将向全国推广，并可能引入“赛马”机制，优胜劣汰，加速数字化转型解决方案的成熟与复制。</w:t>
+        <w:t>现象：2026年5月，中央网信办在深圳召开全国信息化发展工作推进会，同期厦门出台数字厦门工作要点，聚焦人工智能+制造和5G+工业互联网。逻辑：地方政策密集落地，表明国家正加速推动信息化从顶层设计向区域实践转化，深圳、厦门等先行城市承担示范任务。研判：下半年将有更多城市出台类似行动计划，形成“国家定方向、地方出细则”的梯度推进格局，产业数字化投资将显著增长。</w:t>
       </w:r>
     </w:p>
     <w:p>
@@ -736,7 +770,7 @@
         <w:t xml:space="preserve">⑤  </w:t>
       </w:r>
       <w:r>
-        <w:t>趋势5：人工智能+行动推动“算力-数据-模型”三位一体协同布局。国家数据局2026年工作要点明确实施强基扩容等六大专项行动，强调算力网与数据基础设施协同。逻辑上，AI大模型训练对算力与数据的依赖日益加深，单一环节突破难以形成整体效能。研判：未来将出现国家级“算力-数据”联合调度平台，并推动能源与算力协同布局（如东数西算），降低AI应用成本。</w:t>
+        <w:t>现象：2026年5月，美国联合NSA、FBI、CISA及多国发布《人工智能数据安全：保护用于训练和运行人工智能系统的数据的最佳实践》指南。逻辑：AI数据安全成为国际焦点，美国通过多边合作输出安全标准，意图主导全球AI治理规则。研判：中国需加快制定自主AI数据安全标准，并在“人工智能+”行动中强化数据完整性要求，避免在国际规则制定中被动跟随。</w:t>
       </w:r>
     </w:p>
     <w:p>
@@ -748,7 +782,7 @@
         <w:t xml:space="preserve">⑥  </w:t>
       </w:r>
       <w:r>
-        <w:t>趋势6（国际比较）：中国“清单式”数据出境管理 vs 欧美“原则式”框架。中国北京、上海自贸区负面清单模式与美国NSA等发布的AI数据安全实践指南、欧盟AI Act形成鲜明对比。中国侧重事前审批与行业分类，欧盟强调风险分级与全生命周期合规，美国则依赖行业自律与最佳实践。逻辑上，中国模式更适应强监管环境，但灵活性不足；欧美模式利于创新但执行难度大。研判：中国可能借鉴欧盟风险分级思路，在负面清单基础上引入动态风险评估机制，形成兼具安全与效率的“混合型”治理路径。</w:t>
+        <w:t>国际比较：中国2026年5月出台《智能体规范应用与创新发展实施意见》，强调发展与安全并重；欧盟2025年全面实施《人工智能法案》（AI Act），采用风险分级监管；美国则通过多机构联合指南侧重技术安全。异同：中国更注重产业促进与监管平衡，欧盟以风险为基础实施严格合规，美国偏向行业自律与技术标准。启示：中国可借鉴欧盟分级思路细化智能体监管，同时吸收美国最佳实践强化数据安全，形成兼具创新激励与风险防控的治理体系。</w:t>
       </w:r>
     </w:p>
     <w:p/>
